--- a/Demo_Document.docx
+++ b/Demo_Document.docx
@@ -177,15 +177,7 @@
         <w:t>Tool Registry</w:t>
       </w:r>
       <w:r>
-        <w:t xml:space="preserve"> → </w:t>
-      </w:r>
-      <w:proofErr w:type="spellStart"/>
-      <w:r>
-        <w:t>Catalog</w:t>
-      </w:r>
-      <w:proofErr w:type="spellEnd"/>
-      <w:r>
-        <w:t xml:space="preserve"> of reusable domain tools </w:t>
+        <w:t xml:space="preserve"> → Catalog of reusable domain tools </w:t>
       </w:r>
     </w:p>
     <w:p>
@@ -371,7 +363,7 @@
         </w:numPr>
       </w:pPr>
       <w:r>
-        <w:t xml:space="preserve">Holdings &amp; Transactions </w:t>
+        <w:t>Holdings</w:t>
       </w:r>
     </w:p>
     <w:p>
@@ -382,7 +374,7 @@
         </w:numPr>
       </w:pPr>
       <w:r>
-        <w:t xml:space="preserve">Client 360 </w:t>
+        <w:t xml:space="preserve">Transactions </w:t>
       </w:r>
     </w:p>
     <w:p>
@@ -394,7 +386,73 @@
       </w:pPr>
       <w:r>
         <w:lastRenderedPageBreak/>
-        <w:t xml:space="preserve">Market / Accounts </w:t>
+        <w:t>Account</w:t>
+      </w:r>
+    </w:p>
+    <w:p>
+      <w:pPr>
+        <w:numPr>
+          <w:ilvl w:val="0"/>
+          <w:numId w:val="5"/>
+        </w:numPr>
+      </w:pPr>
+      <w:r>
+        <w:t>Benchmark</w:t>
+      </w:r>
+    </w:p>
+    <w:p>
+      <w:pPr>
+        <w:numPr>
+          <w:ilvl w:val="0"/>
+          <w:numId w:val="5"/>
+        </w:numPr>
+      </w:pPr>
+      <w:r>
+        <w:t>MetaData</w:t>
+      </w:r>
+    </w:p>
+    <w:p>
+      <w:pPr>
+        <w:numPr>
+          <w:ilvl w:val="0"/>
+          <w:numId w:val="5"/>
+        </w:numPr>
+      </w:pPr>
+      <w:r>
+        <w:t>Ingestion Config</w:t>
+      </w:r>
+    </w:p>
+    <w:p>
+      <w:pPr>
+        <w:numPr>
+          <w:ilvl w:val="0"/>
+          <w:numId w:val="5"/>
+        </w:numPr>
+      </w:pPr>
+      <w:r>
+        <w:t>Pricing/Valuation</w:t>
+      </w:r>
+    </w:p>
+    <w:p>
+      <w:pPr>
+        <w:numPr>
+          <w:ilvl w:val="0"/>
+          <w:numId w:val="5"/>
+        </w:numPr>
+      </w:pPr>
+      <w:r>
+        <w:t>ESG/StewardShip</w:t>
+      </w:r>
+    </w:p>
+    <w:p>
+      <w:pPr>
+        <w:numPr>
+          <w:ilvl w:val="0"/>
+          <w:numId w:val="5"/>
+        </w:numPr>
+      </w:pPr>
+      <w:r>
+        <w:t>Research</w:t>
       </w:r>
     </w:p>
     <w:p>
@@ -411,11 +469,6 @@
     </w:p>
     <w:p>
       <w:r>
-        <w:t> </w:t>
-      </w:r>
-    </w:p>
-    <w:p>
-      <w:r>
         <w:rPr>
           <w:b/>
           <w:bCs/>
@@ -639,6 +692,7 @@
     </w:p>
     <w:p>
       <w:r>
+        <w:lastRenderedPageBreak/>
         <w:t> </w:t>
       </w:r>
     </w:p>
@@ -648,7 +702,6 @@
         <w:rPr>
           <w:noProof/>
         </w:rPr>
-        <w:lastRenderedPageBreak/>
         <w:drawing>
           <wp:inline distT="0" distB="0" distL="0" distR="0" wp14:anchorId="61EC4804" wp14:editId="4AFDD759">
             <wp:extent cx="5731510" cy="3820795"/>
